--- a/data/outputs/v2/Maths/SS1.4_Congruence/Mathematics_Congruence_SummaryTable.docx
+++ b/data/outputs/v2/Maths/SS1.4_Congruence/Mathematics_Congruence_SummaryTable.docx
@@ -38,6 +38,177 @@
           <w:szCs w:val="22"/>
         </w:rPr>
         <w:t xml:space="preserve">Sub-Strand 1.4: Congruence — Teacher Reference (Pre-filled)</w:t>
+      </w:r>
+    </w:p>
+    <w:p>
+      <w:pPr>
+        <w:spacing w:after="80" w:before="120"/>
+      </w:pPr>
+      <w:r>
+        <w:rPr>
+          <w:rFonts w:ascii="Arial" w:cs="Arial" w:eastAsia="Arial" w:hAnsi="Arial"/>
+          <w:b/>
+          <w:bCs/>
+          <w:color w:val="1F3864"/>
+          <w:sz w:val="20"/>
+          <w:szCs w:val="20"/>
+        </w:rPr>
+        <w:t xml:space="preserve">ATTRIBUTION AND LICENSING</w:t>
+      </w:r>
+    </w:p>
+    <w:p>
+      <w:pPr>
+        <w:spacing w:after="60" w:before="0"/>
+      </w:pPr>
+      <w:r>
+        <w:rPr>
+          <w:rFonts w:ascii="Arial" w:cs="Arial" w:eastAsia="Arial" w:hAnsi="Arial"/>
+          <w:b/>
+          <w:bCs/>
+          <w:sz w:val="17"/>
+          <w:szCs w:val="17"/>
+        </w:rPr>
+        <w:t xml:space="preserve">Curriculum Alignment: </w:t>
+      </w:r>
+      <w:r>
+        <w:rPr>
+          <w:rFonts w:ascii="Arial" w:cs="Arial" w:eastAsia="Arial" w:hAnsi="Arial"/>
+          <w:sz w:val="17"/>
+          <w:szCs w:val="17"/>
+        </w:rPr>
+        <w:t xml:space="preserve">Structured in pedagogical alignment with the competence-based curriculum format and learning outcomes established by the Kenya Institute of Curriculum Development (KICD). This material is independently developed and is not officially endorsed or published by KICD.</w:t>
+      </w:r>
+    </w:p>
+    <w:p>
+      <w:pPr>
+        <w:spacing w:after="60" w:before="0"/>
+      </w:pPr>
+      <w:r>
+        <w:rPr>
+          <w:rFonts w:ascii="Arial" w:cs="Arial" w:eastAsia="Arial" w:hAnsi="Arial"/>
+          <w:b/>
+          <w:bCs/>
+          <w:sz w:val="17"/>
+          <w:szCs w:val="17"/>
+        </w:rPr>
+        <w:t xml:space="preserve">Content &amp; Pedagogy: </w:t>
+      </w:r>
+      <w:r>
+        <w:rPr>
+          <w:rFonts w:ascii="Arial" w:cs="Arial" w:eastAsia="Arial" w:hAnsi="Arial"/>
+          <w:sz w:val="17"/>
+          <w:szCs w:val="17"/>
+        </w:rPr>
+        <w:t xml:space="preserve">Developed and adapted by the educator team at SeaVuria (registered 501(c)(3) in the United States and registered NGO in Kenya, No. 872-850A-BF11), who designed the pedagogical framework, lesson templates and exemplar lessons on which this material is based.</w:t>
+      </w:r>
+    </w:p>
+    <w:p>
+      <w:pPr>
+        <w:spacing w:after="60" w:before="0"/>
+      </w:pPr>
+      <w:r>
+        <w:rPr>
+          <w:rFonts w:ascii="Arial" w:cs="Arial" w:eastAsia="Arial" w:hAnsi="Arial"/>
+          <w:b/>
+          <w:bCs/>
+          <w:sz w:val="17"/>
+          <w:szCs w:val="17"/>
+        </w:rPr>
+        <w:t xml:space="preserve">Production &amp; Layout: </w:t>
+      </w:r>
+      <w:r>
+        <w:rPr>
+          <w:rFonts w:ascii="Arial" w:cs="Arial" w:eastAsia="Arial" w:hAnsi="Arial"/>
+          <w:sz w:val="17"/>
+          <w:szCs w:val="17"/>
+        </w:rPr>
+        <w:t xml:space="preserve">Educational design and curriculum sequencing by SeaVuria. Technical layout, structural formatting, and digital optimization/implementation executed in partnership with ARES Education (registered 501(c)(3) in the United States and Canada (as Afretech Aid) and registered NGO in Kenya), with lesson drafting and compilation assisted by AI (Claude, Anthropic).</w:t>
+      </w:r>
+    </w:p>
+    <w:p>
+      <w:pPr>
+        <w:pBdr>
+          <w:bottom w:val="single" w:color="1F3864" w:sz="6" w:space="6"/>
+        </w:pBdr>
+        <w:spacing w:after="60" w:before="0"/>
+      </w:pPr>
+      <w:r>
+        <w:rPr>
+          <w:rFonts w:ascii="Arial" w:cs="Arial" w:eastAsia="Arial" w:hAnsi="Arial"/>
+          <w:b/>
+          <w:bCs/>
+          <w:sz w:val="17"/>
+          <w:szCs w:val="17"/>
+        </w:rPr>
+        <w:t xml:space="preserve">Licensing &amp; Copyright: </w:t>
+      </w:r>
+      <w:r>
+        <w:rPr>
+          <w:rFonts w:ascii="Arial" w:cs="Arial" w:eastAsia="Arial" w:hAnsi="Arial"/>
+          <w:sz w:val="17"/>
+          <w:szCs w:val="17"/>
+        </w:rPr>
+        <w:t xml:space="preserve">© 2026 SeaVuria and ARES. This work is licensed under a </w:t>
+      </w:r>
+      <w:hyperlink w:history="1" r:id="rIdl1fpl6ev946ornbdqngxh">
+        <w:r>
+          <w:rPr>
+            <w:rFonts w:ascii="Arial" w:cs="Arial" w:eastAsia="Arial" w:hAnsi="Arial"/>
+            <w:color w:val="1F6B75"/>
+            <w:sz w:val="17"/>
+            <w:szCs w:val="17"/>
+            <w:u w:val="single" w:color="1F6B75"/>
+          </w:rPr>
+          <w:t xml:space="preserve">Creative Commons Attribution-NonCommercial 4.0 International License</w:t>
+        </w:r>
+      </w:hyperlink>
+      <w:r>
+        <w:rPr>
+          <w:rFonts w:ascii="Arial" w:cs="Arial" w:eastAsia="Arial" w:hAnsi="Arial"/>
+          <w:sz w:val="17"/>
+          <w:szCs w:val="17"/>
+        </w:rPr>
+        <w:t xml:space="preserve"> (</w:t>
+      </w:r>
+      <w:hyperlink w:history="1" r:id="rIdjbefuohjbrf45bikdzs6p">
+        <w:r>
+          <w:rPr>
+            <w:rFonts w:ascii="Arial" w:cs="Arial" w:eastAsia="Arial" w:hAnsi="Arial"/>
+            <w:color w:val="1F6B75"/>
+            <w:sz w:val="17"/>
+            <w:szCs w:val="17"/>
+            <w:u w:val="single" w:color="1F6B75"/>
+          </w:rPr>
+          <w:t xml:space="preserve">CC BY-NC 4.0</w:t>
+        </w:r>
+      </w:hyperlink>
+      <w:r>
+        <w:rPr>
+          <w:rFonts w:ascii="Arial" w:cs="Arial" w:eastAsia="Arial" w:hAnsi="Arial"/>
+          <w:sz w:val="17"/>
+          <w:szCs w:val="17"/>
+        </w:rPr>
+        <w:t xml:space="preserve">). To view a copy of this license, visit </w:t>
+      </w:r>
+      <w:hyperlink w:history="1" r:id="rIdhxtr-6punvfgh-knvlt2_">
+        <w:r>
+          <w:rPr>
+            <w:rFonts w:ascii="Arial" w:cs="Arial" w:eastAsia="Arial" w:hAnsi="Arial"/>
+            <w:color w:val="1F6B75"/>
+            <w:sz w:val="17"/>
+            <w:szCs w:val="17"/>
+            <w:u w:val="single" w:color="1F6B75"/>
+          </w:rPr>
+          <w:t xml:space="preserve">https://creativecommons.org/licenses/by-nc/4.0/</w:t>
+        </w:r>
+      </w:hyperlink>
+      <w:r>
+        <w:rPr>
+          <w:rFonts w:ascii="Arial" w:cs="Arial" w:eastAsia="Arial" w:hAnsi="Arial"/>
+          <w:sz w:val="17"/>
+          <w:szCs w:val="17"/>
+        </w:rPr>
+        <w:t xml:space="preserve">. You are free to copy, redistribute, and adapt this material in any medium or format, provided appropriate credit is given and the material is not used for commercial purposes. KICD learning outcomes and curriculum designations reproduced here for alignment purposes remain the property of KICD and are not covered by this license. Linked external resources (e.g. CK-12, Khan Academy, PhET) are subject to their own licenses.</w:t>
       </w:r>
     </w:p>
     <w:p>

--- a/data/outputs/v2/Maths/SS1.4_Congruence/Mathematics_Congruence_SummaryTable.docx
+++ b/data/outputs/v2/Maths/SS1.4_Congruence/Mathematics_Congruence_SummaryTable.docx
@@ -38,177 +38,6 @@
           <w:szCs w:val="22"/>
         </w:rPr>
         <w:t xml:space="preserve">Sub-Strand 1.4: Congruence — Teacher Reference (Pre-filled)</w:t>
-      </w:r>
-    </w:p>
-    <w:p>
-      <w:pPr>
-        <w:spacing w:after="80" w:before="120"/>
-      </w:pPr>
-      <w:r>
-        <w:rPr>
-          <w:rFonts w:ascii="Arial" w:cs="Arial" w:eastAsia="Arial" w:hAnsi="Arial"/>
-          <w:b/>
-          <w:bCs/>
-          <w:color w:val="1F3864"/>
-          <w:sz w:val="20"/>
-          <w:szCs w:val="20"/>
-        </w:rPr>
-        <w:t xml:space="preserve">ATTRIBUTION AND LICENSING</w:t>
-      </w:r>
-    </w:p>
-    <w:p>
-      <w:pPr>
-        <w:spacing w:after="60" w:before="0"/>
-      </w:pPr>
-      <w:r>
-        <w:rPr>
-          <w:rFonts w:ascii="Arial" w:cs="Arial" w:eastAsia="Arial" w:hAnsi="Arial"/>
-          <w:b/>
-          <w:bCs/>
-          <w:sz w:val="17"/>
-          <w:szCs w:val="17"/>
-        </w:rPr>
-        <w:t xml:space="preserve">Curriculum Alignment: </w:t>
-      </w:r>
-      <w:r>
-        <w:rPr>
-          <w:rFonts w:ascii="Arial" w:cs="Arial" w:eastAsia="Arial" w:hAnsi="Arial"/>
-          <w:sz w:val="17"/>
-          <w:szCs w:val="17"/>
-        </w:rPr>
-        <w:t xml:space="preserve">Structured in pedagogical alignment with the competence-based curriculum format and learning outcomes established by the Kenya Institute of Curriculum Development (KICD). This material is independently developed and is not officially endorsed or published by KICD.</w:t>
-      </w:r>
-    </w:p>
-    <w:p>
-      <w:pPr>
-        <w:spacing w:after="60" w:before="0"/>
-      </w:pPr>
-      <w:r>
-        <w:rPr>
-          <w:rFonts w:ascii="Arial" w:cs="Arial" w:eastAsia="Arial" w:hAnsi="Arial"/>
-          <w:b/>
-          <w:bCs/>
-          <w:sz w:val="17"/>
-          <w:szCs w:val="17"/>
-        </w:rPr>
-        <w:t xml:space="preserve">Content &amp; Pedagogy: </w:t>
-      </w:r>
-      <w:r>
-        <w:rPr>
-          <w:rFonts w:ascii="Arial" w:cs="Arial" w:eastAsia="Arial" w:hAnsi="Arial"/>
-          <w:sz w:val="17"/>
-          <w:szCs w:val="17"/>
-        </w:rPr>
-        <w:t xml:space="preserve">Developed and adapted by the educator team at SeaVuria (registered 501(c)(3) in the United States and registered NGO in Kenya, No. 872-850A-BF11), who designed the pedagogical framework, lesson templates and exemplar lessons on which this material is based.</w:t>
-      </w:r>
-    </w:p>
-    <w:p>
-      <w:pPr>
-        <w:spacing w:after="60" w:before="0"/>
-      </w:pPr>
-      <w:r>
-        <w:rPr>
-          <w:rFonts w:ascii="Arial" w:cs="Arial" w:eastAsia="Arial" w:hAnsi="Arial"/>
-          <w:b/>
-          <w:bCs/>
-          <w:sz w:val="17"/>
-          <w:szCs w:val="17"/>
-        </w:rPr>
-        <w:t xml:space="preserve">Production &amp; Layout: </w:t>
-      </w:r>
-      <w:r>
-        <w:rPr>
-          <w:rFonts w:ascii="Arial" w:cs="Arial" w:eastAsia="Arial" w:hAnsi="Arial"/>
-          <w:sz w:val="17"/>
-          <w:szCs w:val="17"/>
-        </w:rPr>
-        <w:t xml:space="preserve">Educational design and curriculum sequencing by SeaVuria. Technical layout, structural formatting, and digital optimization/implementation executed in partnership with ARES Education (registered 501(c)(3) in the United States and Canada (as Afretech Aid) and registered NGO in Kenya), with lesson drafting and compilation assisted by AI (Claude, Anthropic).</w:t>
-      </w:r>
-    </w:p>
-    <w:p>
-      <w:pPr>
-        <w:pBdr>
-          <w:bottom w:val="single" w:color="1F3864" w:sz="6" w:space="6"/>
-        </w:pBdr>
-        <w:spacing w:after="60" w:before="0"/>
-      </w:pPr>
-      <w:r>
-        <w:rPr>
-          <w:rFonts w:ascii="Arial" w:cs="Arial" w:eastAsia="Arial" w:hAnsi="Arial"/>
-          <w:b/>
-          <w:bCs/>
-          <w:sz w:val="17"/>
-          <w:szCs w:val="17"/>
-        </w:rPr>
-        <w:t xml:space="preserve">Licensing &amp; Copyright: </w:t>
-      </w:r>
-      <w:r>
-        <w:rPr>
-          <w:rFonts w:ascii="Arial" w:cs="Arial" w:eastAsia="Arial" w:hAnsi="Arial"/>
-          <w:sz w:val="17"/>
-          <w:szCs w:val="17"/>
-        </w:rPr>
-        <w:t xml:space="preserve">© 2026 SeaVuria and ARES. This work is licensed under a </w:t>
-      </w:r>
-      <w:hyperlink w:history="1" r:id="rIdl1fpl6ev946ornbdqngxh">
-        <w:r>
-          <w:rPr>
-            <w:rFonts w:ascii="Arial" w:cs="Arial" w:eastAsia="Arial" w:hAnsi="Arial"/>
-            <w:color w:val="1F6B75"/>
-            <w:sz w:val="17"/>
-            <w:szCs w:val="17"/>
-            <w:u w:val="single" w:color="1F6B75"/>
-          </w:rPr>
-          <w:t xml:space="preserve">Creative Commons Attribution-NonCommercial 4.0 International License</w:t>
-        </w:r>
-      </w:hyperlink>
-      <w:r>
-        <w:rPr>
-          <w:rFonts w:ascii="Arial" w:cs="Arial" w:eastAsia="Arial" w:hAnsi="Arial"/>
-          <w:sz w:val="17"/>
-          <w:szCs w:val="17"/>
-        </w:rPr>
-        <w:t xml:space="preserve"> (</w:t>
-      </w:r>
-      <w:hyperlink w:history="1" r:id="rIdjbefuohjbrf45bikdzs6p">
-        <w:r>
-          <w:rPr>
-            <w:rFonts w:ascii="Arial" w:cs="Arial" w:eastAsia="Arial" w:hAnsi="Arial"/>
-            <w:color w:val="1F6B75"/>
-            <w:sz w:val="17"/>
-            <w:szCs w:val="17"/>
-            <w:u w:val="single" w:color="1F6B75"/>
-          </w:rPr>
-          <w:t xml:space="preserve">CC BY-NC 4.0</w:t>
-        </w:r>
-      </w:hyperlink>
-      <w:r>
-        <w:rPr>
-          <w:rFonts w:ascii="Arial" w:cs="Arial" w:eastAsia="Arial" w:hAnsi="Arial"/>
-          <w:sz w:val="17"/>
-          <w:szCs w:val="17"/>
-        </w:rPr>
-        <w:t xml:space="preserve">). To view a copy of this license, visit </w:t>
-      </w:r>
-      <w:hyperlink w:history="1" r:id="rIdhxtr-6punvfgh-knvlt2_">
-        <w:r>
-          <w:rPr>
-            <w:rFonts w:ascii="Arial" w:cs="Arial" w:eastAsia="Arial" w:hAnsi="Arial"/>
-            <w:color w:val="1F6B75"/>
-            <w:sz w:val="17"/>
-            <w:szCs w:val="17"/>
-            <w:u w:val="single" w:color="1F6B75"/>
-          </w:rPr>
-          <w:t xml:space="preserve">https://creativecommons.org/licenses/by-nc/4.0/</w:t>
-        </w:r>
-      </w:hyperlink>
-      <w:r>
-        <w:rPr>
-          <w:rFonts w:ascii="Arial" w:cs="Arial" w:eastAsia="Arial" w:hAnsi="Arial"/>
-          <w:sz w:val="17"/>
-          <w:szCs w:val="17"/>
-        </w:rPr>
-        <w:t xml:space="preserve">. You are free to copy, redistribute, and adapt this material in any medium or format, provided appropriate credit is given and the material is not used for commercial purposes. KICD learning outcomes and curriculum designations reproduced here for alignment purposes remain the property of KICD and are not covered by this license. Linked external resources (e.g. CK-12, Khan Academy, PhET) are subject to their own licenses.</w:t>
       </w:r>
     </w:p>
     <w:p>
@@ -1848,6 +1677,185 @@
         </w:tc>
       </w:tr>
     </w:tbl>
+    <w:p>
+      <w:pPr>
+        <w:spacing w:after="120"/>
+      </w:pPr>
+      <w:r>
+        <w:t xml:space="preserve"/>
+      </w:r>
+    </w:p>
+    <w:p>
+      <w:pPr>
+        <w:spacing w:after="80" w:before="120"/>
+      </w:pPr>
+      <w:r>
+        <w:rPr>
+          <w:rFonts w:ascii="Arial" w:cs="Arial" w:eastAsia="Arial" w:hAnsi="Arial"/>
+          <w:b/>
+          <w:bCs/>
+          <w:color w:val="1F3864"/>
+          <w:sz w:val="20"/>
+          <w:szCs w:val="20"/>
+        </w:rPr>
+        <w:t xml:space="preserve">ATTRIBUTION AND LICENSING</w:t>
+      </w:r>
+    </w:p>
+    <w:p>
+      <w:pPr>
+        <w:spacing w:after="60" w:before="0"/>
+      </w:pPr>
+      <w:r>
+        <w:rPr>
+          <w:rFonts w:ascii="Arial" w:cs="Arial" w:eastAsia="Arial" w:hAnsi="Arial"/>
+          <w:b/>
+          <w:bCs/>
+          <w:sz w:val="17"/>
+          <w:szCs w:val="17"/>
+        </w:rPr>
+        <w:t xml:space="preserve">Curriculum Alignment: </w:t>
+      </w:r>
+      <w:r>
+        <w:rPr>
+          <w:rFonts w:ascii="Arial" w:cs="Arial" w:eastAsia="Arial" w:hAnsi="Arial"/>
+          <w:sz w:val="17"/>
+          <w:szCs w:val="17"/>
+        </w:rPr>
+        <w:t xml:space="preserve">Structured in pedagogical alignment with the competence-based curriculum format and learning outcomes established by the Kenya Institute of Curriculum Development (KICD). This material is independently developed and is not officially endorsed or published by KICD.</w:t>
+      </w:r>
+    </w:p>
+    <w:p>
+      <w:pPr>
+        <w:spacing w:after="60" w:before="0"/>
+      </w:pPr>
+      <w:r>
+        <w:rPr>
+          <w:rFonts w:ascii="Arial" w:cs="Arial" w:eastAsia="Arial" w:hAnsi="Arial"/>
+          <w:b/>
+          <w:bCs/>
+          <w:sz w:val="17"/>
+          <w:szCs w:val="17"/>
+        </w:rPr>
+        <w:t xml:space="preserve">Content &amp; Pedagogy: </w:t>
+      </w:r>
+      <w:r>
+        <w:rPr>
+          <w:rFonts w:ascii="Arial" w:cs="Arial" w:eastAsia="Arial" w:hAnsi="Arial"/>
+          <w:sz w:val="17"/>
+          <w:szCs w:val="17"/>
+        </w:rPr>
+        <w:t xml:space="preserve">Developed and adapted by the educator team at SeaVuria (registered 501(c)(3) in the United States and registered NGO in Kenya, No. 872-850A-BF11), who designed the pedagogical framework, lesson templates and exemplar lessons on which this material is based.</w:t>
+      </w:r>
+    </w:p>
+    <w:p>
+      <w:pPr>
+        <w:spacing w:after="60" w:before="0"/>
+      </w:pPr>
+      <w:r>
+        <w:rPr>
+          <w:rFonts w:ascii="Arial" w:cs="Arial" w:eastAsia="Arial" w:hAnsi="Arial"/>
+          <w:b/>
+          <w:bCs/>
+          <w:sz w:val="17"/>
+          <w:szCs w:val="17"/>
+        </w:rPr>
+        <w:t xml:space="preserve">Production &amp; Layout: </w:t>
+      </w:r>
+      <w:r>
+        <w:rPr>
+          <w:rFonts w:ascii="Arial" w:cs="Arial" w:eastAsia="Arial" w:hAnsi="Arial"/>
+          <w:sz w:val="17"/>
+          <w:szCs w:val="17"/>
+        </w:rPr>
+        <w:t xml:space="preserve">Educational design and curriculum sequencing by SeaVuria. Technical layout, structural formatting, and digital optimization/implementation executed in partnership with ARES Education (registered 501(c)(3) in the United States and Canada (as Afretech Aid) and registered NGO in Kenya), with lesson drafting and compilation assisted by AI (Claude, Anthropic).</w:t>
+      </w:r>
+    </w:p>
+    <w:p>
+      <w:pPr>
+        <w:pBdr>
+          <w:bottom w:val="single" w:color="1F3864" w:sz="6" w:space="6"/>
+        </w:pBdr>
+        <w:spacing w:after="60" w:before="0"/>
+      </w:pPr>
+      <w:r>
+        <w:rPr>
+          <w:rFonts w:ascii="Arial" w:cs="Arial" w:eastAsia="Arial" w:hAnsi="Arial"/>
+          <w:b/>
+          <w:bCs/>
+          <w:sz w:val="17"/>
+          <w:szCs w:val="17"/>
+        </w:rPr>
+        <w:t xml:space="preserve">Licensing &amp; Copyright: </w:t>
+      </w:r>
+      <w:r>
+        <w:rPr>
+          <w:rFonts w:ascii="Arial" w:cs="Arial" w:eastAsia="Arial" w:hAnsi="Arial"/>
+          <w:sz w:val="17"/>
+          <w:szCs w:val="17"/>
+        </w:rPr>
+        <w:t xml:space="preserve">© 2026 SeaVuria and ARES. This work is licensed under a </w:t>
+      </w:r>
+      <w:hyperlink w:history="1" r:id="rId2ihxsvnbgkrqlaz0lrh0w">
+        <w:r>
+          <w:rPr>
+            <w:rFonts w:ascii="Arial" w:cs="Arial" w:eastAsia="Arial" w:hAnsi="Arial"/>
+            <w:color w:val="1F6B75"/>
+            <w:sz w:val="17"/>
+            <w:szCs w:val="17"/>
+            <w:u w:val="single" w:color="1F6B75"/>
+          </w:rPr>
+          <w:t xml:space="preserve">Creative Commons Attribution-NonCommercial 4.0 International License</w:t>
+        </w:r>
+      </w:hyperlink>
+      <w:r>
+        <w:rPr>
+          <w:rFonts w:ascii="Arial" w:cs="Arial" w:eastAsia="Arial" w:hAnsi="Arial"/>
+          <w:sz w:val="17"/>
+          <w:szCs w:val="17"/>
+        </w:rPr>
+        <w:t xml:space="preserve"> (</w:t>
+      </w:r>
+      <w:hyperlink w:history="1" r:id="rIdwqeisy4w0bxjkp-tkynsf">
+        <w:r>
+          <w:rPr>
+            <w:rFonts w:ascii="Arial" w:cs="Arial" w:eastAsia="Arial" w:hAnsi="Arial"/>
+            <w:color w:val="1F6B75"/>
+            <w:sz w:val="17"/>
+            <w:szCs w:val="17"/>
+            <w:u w:val="single" w:color="1F6B75"/>
+          </w:rPr>
+          <w:t xml:space="preserve">CC BY-NC 4.0</w:t>
+        </w:r>
+      </w:hyperlink>
+      <w:r>
+        <w:rPr>
+          <w:rFonts w:ascii="Arial" w:cs="Arial" w:eastAsia="Arial" w:hAnsi="Arial"/>
+          <w:sz w:val="17"/>
+          <w:szCs w:val="17"/>
+        </w:rPr>
+        <w:t xml:space="preserve">). To view a copy of this license, visit </w:t>
+      </w:r>
+      <w:hyperlink w:history="1" r:id="rIdsks7wokuduxgpo8axyicf">
+        <w:r>
+          <w:rPr>
+            <w:rFonts w:ascii="Arial" w:cs="Arial" w:eastAsia="Arial" w:hAnsi="Arial"/>
+            <w:color w:val="1F6B75"/>
+            <w:sz w:val="17"/>
+            <w:szCs w:val="17"/>
+            <w:u w:val="single" w:color="1F6B75"/>
+          </w:rPr>
+          <w:t xml:space="preserve">https://creativecommons.org/licenses/by-nc/4.0/</w:t>
+        </w:r>
+      </w:hyperlink>
+      <w:r>
+        <w:rPr>
+          <w:rFonts w:ascii="Arial" w:cs="Arial" w:eastAsia="Arial" w:hAnsi="Arial"/>
+          <w:sz w:val="17"/>
+          <w:szCs w:val="17"/>
+        </w:rPr>
+        <w:t xml:space="preserve">. You are free to copy, redistribute, and adapt this material in any medium or format, provided appropriate credit is given and the material is not used for commercial purposes. KICD learning outcomes and curriculum designations reproduced here for alignment purposes remain the property of KICD and are not covered by this license. Linked external resources (e.g. CK-12, Khan Academy, PhET) are subject to their own licenses.</w:t>
+      </w:r>
+    </w:p>
     <w:sectPr>
       <w:pgSz w:w="15840" w:h="12240" w:orient="landscape"/>
       <w:pgMar w:top="1080" w:right="1080" w:bottom="1080" w:left="1080" w:header="708" w:footer="708" w:gutter="0"/>

--- a/data/outputs/v2/Maths/SS1.4_Congruence/Mathematics_Congruence_SummaryTable.docx
+++ b/data/outputs/v2/Maths/SS1.4_Congruence/Mathematics_Congruence_SummaryTable.docx
@@ -532,7 +532,7 @@
                 <w:sz w:val="18"/>
                 <w:szCs w:val="18"/>
               </w:rPr>
-              <w:t xml:space="preserve">The Boat and Its Reflection: Introducing Reflection as a Transformation</w:t>
+              <w:t xml:space="preserve">Finding Balance: Lines of Symmetry</w:t>
             </w:r>
           </w:p>
         </w:tc>
@@ -564,7 +564,7 @@
                 <w:sz w:val="18"/>
                 <w:szCs w:val="18"/>
               </w:rPr>
-              <w:t xml:space="preserve">Students observed the anchoring phenomenon: photographs and diagrams of boats on Lake Victoria alongside their water reflections. They noted that the reflected image appears flipped but identical in size and shape to the original boat. Students also explored physical mirrors and reflected cut-out shapes to gather initial evidence about what reflection does to a figure.</w:t>
+              <w:t xml:space="preserve">Students observed that the Lake Victoria boat reflection appears exactly the same size as the real boat, that the waterline divides the image into two matching halves, and that folded cut-out shapes (fish, boat, acacia leaf) have fold lines along which the two halves align exactly.</w:t>
             </w:r>
           </w:p>
         </w:tc>
@@ -596,7 +596,7 @@
                 <w:sz w:val="18"/>
                 <w:szCs w:val="18"/>
               </w:rPr>
-              <w:t xml:space="preserve">Students learned that reflection is a type of geometric transformation in which every point of a figure is mapped to a corresponding image point on the opposite side of a fixed line (the mirror line / line of reflection), at exactly the same perpendicular distance from that line. The mirror line acts as a perpendicular bisector of the segment joining each object point to its image point. Reflected images preserve size and shape — a key observation that seeds the concept of congruence in later lessons.</w:t>
+              <w:t xml:space="preserve">Students learned that a line of symmetry is a line that divides a figure into two congruent halves that are mirror images of each other, that the waterline in the Lake Victoria photograph acts as a line of symmetry, and that the word CONGRUENT describes two shapes that are exactly the same in shape and size.</w:t>
             </w:r>
           </w:p>
         </w:tc>
@@ -628,7 +628,7 @@
                 <w:sz w:val="18"/>
                 <w:szCs w:val="18"/>
               </w:rPr>
-              <w:t xml:space="preserve">The teacher should emphasise that 'flipping' is the informal term students bring in; the formal mathematical term is reflection. Use the Lake Victoria boat context consistently: the water surface acts as the mirror line. Draw attention to three critical properties that students will build on throughout the unit — (1) distance from mirror is preserved, (2) the connecting segment is perpendicular to the mirror line, and (3) the image is the same size as the object. Pedagogical note: cold-call at least three students to state in their own words what the mirror line does to a point, before formalising the definition. Allow 30 seconds of wait time after each prompt. Post the three properties on the Driving Question Board (DQB) as 'things we now know' to anchor future lessons.</w:t>
+              <w:t xml:space="preserve">Students began to explain that the reason the reflected boat image is the same size as the original is connected to the way the waterline acts as a line of symmetry — but the full mathematical explanation (reflection as a rigid transformation preserving all lengths and angles) remains open for investigation across the remaining lessons.</w:t>
             </w:r>
           </w:p>
         </w:tc>
@@ -713,7 +713,7 @@
                 <w:sz w:val="18"/>
                 <w:szCs w:val="18"/>
               </w:rPr>
-              <w:t xml:space="preserve">Students plotted coordinates of a boat-shaped polygon on the Cartesian plane and systematically reflected its vertices across the x-axis and then across the y-axis. They recorded the original coordinates and image coordinates in a table, looking for numerical patterns between each object point and its image point.</w:t>
+              <w:t xml:space="preserve">Students watched the ARES videos on reflecting points and objects on the Cartesian plane, folded a printed grid along the x-axis and y-axis to physically locate reflection images of a boat polygon, and measured the perpendicular distances from each vertex to the line of reflection.</w:t>
             </w:r>
           </w:p>
         </w:tc>
@@ -745,7 +745,7 @@
                 <w:sz w:val="18"/>
                 <w:szCs w:val="18"/>
               </w:rPr>
-              <w:t xml:space="preserve">Students learned that reflecting a point across the x-axis maps (x, y) → (x, −y): the x-coordinate stays the same and the y-coordinate changes sign. Reflecting a point across the y-axis maps (x, y) → (−x, y): the y-coordinate stays the same and the x-coordinate changes sign. In both cases, the image point is exactly the same perpendicular distance from the axis as the object point, confirming the distance-preservation property from Lesson 1.</w:t>
+              <w:t xml:space="preserve">Reflecting a point across the x-axis maps (x, y) → (x, −y); reflecting across the y-axis maps (x, y) → (−x, y). In both cases, each image point is exactly the same perpendicular distance from the line of reflection as the original point. The image is congruent to the original figure.</w:t>
             </w:r>
           </w:p>
         </w:tc>
@@ -777,7 +777,7 @@
                 <w:sz w:val="18"/>
                 <w:szCs w:val="18"/>
               </w:rPr>
-              <w:t xml:space="preserve">The teacher should connect the coordinate rules back to the Lake Victoria phenomenon: reflecting the boat across the x-axis is equivalent to the water surface acting as a horizontal mirror. Stress that the sign-change rule is not arbitrary — it is a direct consequence of the perpendicular-bisector property of the mirror line. Pedagogical note: have students verify the rules by measuring distances from the axis to both the object and image points using a ruler on their printed grids. Cold-call four students — two for the x-axis rule and two for the y-axis rule — asking them to articulate WHY the sign changes, not just WHAT changes. Common misconception to address: students often swap both signs; emphasise which coordinate corresponds to which axis.</w:t>
+              <w:t xml:space="preserve">The waterline in the Lake Victoria phenomenon acts as the x-axis: the water surface applies the rule (x, y) → (x, −y) to every point of the boat simultaneously, which is why the reflection is always the same size and always appears the same distance below the waterline as the boat sits above it.</w:t>
             </w:r>
           </w:p>
         </w:tc>
@@ -830,7 +830,7 @@
                 <w:sz w:val="18"/>
                 <w:szCs w:val="18"/>
               </w:rPr>
-              <w:t xml:space="preserve">Reflecting Across Lines of the Form x = k and y = k</w:t>
+              <w:t xml:space="preserve">Shifting the Mirror: Reflection Along Lines Parallel to the Axes</w:t>
             </w:r>
           </w:p>
         </w:tc>
@@ -862,7 +862,7 @@
                 <w:sz w:val="18"/>
                 <w:szCs w:val="18"/>
               </w:rPr>
-              <w:t xml:space="preserve">Students observed what happens when the mirror line is not one of the coordinate axes but a vertical line such as x = 3 or a horizontal line such as y = −2. They plotted object points, drew the specified mirror line, and located image points by counting equal perpendicular distances on either side of the line.</w:t>
+              <w:t xml:space="preserve">Using the matatu district map on the Cartesian plane, students plotted landmark points and counted perpendicular grid squares to find their images across y = 2, y = minus4, x = 3, and x = minus1, recording original and image coordinates in a table.</w:t>
             </w:r>
           </w:p>
         </w:tc>
@@ -894,7 +894,7 @@
                 <w:sz w:val="18"/>
                 <w:szCs w:val="18"/>
               </w:rPr>
-              <w:t xml:space="preserve">Students learned that reflecting a point (x, y) across the vertical line x = k maps it to (2k − x, y): only the x-coordinate changes, and the image is as far to the right of the mirror as the object is to the left (or vice versa). Reflecting across the horizontal line y = k maps (x, y) → (x, 2k − y): only the y-coordinate changes by the same logic. These rules are generalisations of the axis-reflection rules from Lesson 2 (where k = 0).</w:t>
+              <w:t xml:space="preserve">Reflecting a point across y = k maps (x, y) to (x, 2k minus y); reflecting across x = k maps (x, y) to (2k minus x, y). In both cases the image is the same perpendicular distance from the mirror line as the original, and the reflection for k = 0 is the special case discovered in Lesson 2.</w:t>
             </w:r>
           </w:p>
         </w:tc>
@@ -926,7 +926,7 @@
                 <w:sz w:val="18"/>
                 <w:szCs w:val="18"/>
               </w:rPr>
-              <w:t xml:space="preserve">The teacher should help students see that x = 0 and y = 0 (the axes) are simply special cases of x = k and y = k with k = 0, unifying Lessons 2 and 3 into one coherent framework. Use the Lake Victoria context: if the boat is not centred on the shoreline (y = 0) but moored near a jetty at y = 2, the reflection rule shifts accordingly. Pedagogical note: ask students to derive the formula 2k − x rather than memorising it, by working from the definition that the mirror line bisects the object-image segment. Allow 45 seconds of think time before cold-calling two students to present their derivation. Address the common error of subtracting x from k rather than computing 2k − x.</w:t>
+              <w:t xml:space="preserve">If the waterline of Lake Victoria were at any height k above the standard axis — for example after seasonal flooding — the boat reflection would still land at an equal perpendicular distance below that new waterline, because the equal-distance rule works for any horizontal mirror line, not just y = 0.</w:t>
             </w:r>
           </w:p>
         </w:tc>
@@ -1011,7 +1011,7 @@
                 <w:sz w:val="18"/>
                 <w:szCs w:val="18"/>
               </w:rPr>
-              <w:t xml:space="preserve">Students reflected points and polygons across the diagonal lines y = x and y = −x on the Cartesian plane. They recorded coordinate pairs before and after reflection and looked for the algebraic pattern produced by each diagonal mirror line.</w:t>
+              <w:t xml:space="preserve">Students observed that when triangle ABC was reflected across the line y = x on a Cartesian grid, each vertex landed at a point where the x- and y-coordinates were swapped — for example, A(1, 3) mapped to A′(3, 1). They also observed that when reflecting across y = −x, both coordinates were swapped and negated — for example, P(2, −1) mapped to P′(1, −2). In both cases, students measured and confirmed that each vertex was the same perpendicular distance from the mirror line as its corresponding image vertex.</w:t>
             </w:r>
           </w:p>
         </w:tc>
@@ -1043,7 +1043,7 @@
                 <w:sz w:val="18"/>
                 <w:szCs w:val="18"/>
               </w:rPr>
-              <w:t xml:space="preserve">Students learned that reflecting a point across y = x follows the rule (x, y) → (y, x): the coordinates are simply swapped. Reflecting a point across y = −x follows the rule (x, y) → (−y, −x): the coordinates are swapped and both signs are changed. Both diagonal reflections preserve perpendicular distance from the mirror line and maintain the same size and shape of the reflected figure.</w:t>
+              <w:t xml:space="preserve">Students learned that: (1) reflecting a point across y = x follows the rule (x, y) → (y, x); (2) reflecting a point across y = −x follows the rule (x, y) → (−y, −x); (3) the mirror line in any reflection is always equidistant from object and image (each point and its image are the same perpendicular distance from the line of reflection); (4) the image produced by reflection is always congruent to the original figure — same shape, same size; (5) diagonal reflections are not the same as rotations, even though they can look similar.</w:t>
             </w:r>
           </w:p>
         </w:tc>
@@ -1075,7 +1075,7 @@
                 <w:sz w:val="18"/>
                 <w:szCs w:val="18"/>
               </w:rPr>
-              <w:t xml:space="preserve">The teacher should encourage students to verify the y = x rule using a physical 45° mirror or by folding a coordinate-grid sheet along the y = x line and observing how plotted points land. Connect to the Lake Victoria phenomenon: a diagonal shoreline or a tilted mirror surface would produce these diagonal reflections. Pedagogical note: the swap rule for y = x is highly intuitive once students fold the grid — use this tactile experience before algebraic formalisation. Cold-call three students to explain WHY swapping coordinates works for y = x using the perpendicular-bisector definition. For y = −x, explicitly contrast it with y = x to prevent students from applying only the swap rule and forgetting the sign change.</w:t>
+              <w:t xml:space="preserve">Students explained their observations using the Claim–Evidence–Reasoning framework: they claimed the coordinate rules for y = x and y = −x, cited their measured coordinate data as evidence, and reasoned that the rules work because the perpendicular-distance property of reflection forces an exact coordinate swap (for y = x) or a negate-and-swap (for y = −x). They connected this back to the Lake Victoria phenomenon by noting that no matter what orientation the mirror line takes — horizontal, vertical, or diagonal — the reflected boat image is always congruent to the original, because the fundamental property of reflection (equidistance from the mirror line) never changes.</w:t>
             </w:r>
           </w:p>
         </w:tc>
@@ -1160,7 +1160,7 @@
                 <w:sz w:val="18"/>
                 <w:szCs w:val="18"/>
               </w:rPr>
-              <w:t xml:space="preserve">Students were given pairs of congruent figures (object and image) on the Cartesian plane — without being told the mirror line — and tasked with locating the line of reflection by analysing the relationship between corresponding points. They drew segments joining object-image pairs and looked for a common bisector.</w:t>
+              <w:t xml:space="preserve">Students observed (via video and hands-on grid activity) that the perpendicular bisectors of the segments joining each object point to its corresponding image point all intersect at — or lie along — a single straight line. This line is the mirror line. Students measured and confirmed that each object point and its image are equidistant from this line.</w:t>
             </w:r>
           </w:p>
         </w:tc>
@@ -1192,7 +1192,7 @@
                 <w:sz w:val="18"/>
                 <w:szCs w:val="18"/>
               </w:rPr>
-              <w:t xml:space="preserve">Students learned that the line of reflection can be determined from an object-image pair alone, without being told where the mirror is. The mirror line is the perpendicular bisector of the segment joining any object point to its corresponding image point. To find it: (1) calculate the midpoint of the segment — this lies on the mirror line; (2) calculate the gradient of the segment — the mirror line has the negative reciprocal gradient (since it is perpendicular); (3) use the midpoint and perpendicular gradient to write the equation of the mirror line.</w:t>
+              <w:t xml:space="preserve">Students learned that the line of reflection can be determined from an object-image pair alone, without being told where the mirror is. The mirror line is the perpendicular bisector of the segment joining any object point to its image. Its equation can be written in the form y = mx + c, where m is found from the gradient of the line through two midpoints and c is found by substitution.</w:t>
             </w:r>
           </w:p>
         </w:tc>
@@ -1224,7 +1224,7 @@
                 <w:sz w:val="18"/>
                 <w:szCs w:val="18"/>
               </w:rPr>
-              <w:t xml:space="preserve">The teacher should frame this as 'detective work': given only the boat and its reflection on Lake Victoria, can we locate exactly where the water surface (mirror line) lies? This reverse-engineering framing strongly motivates the skill. Pedagogical note: structure the lesson around a three-step algorithm (midpoint → gradient → equation) and have students write it in their own words before applying it. Cold-call four students at different steps of the algorithm during worked examples. Watch for the common error of using the gradient of the object-image segment rather than its negative reciprocal; address this explicitly using the definition of perpendicularity. Reinforce that this skill is the inverse of what students have been doing in Lessons 2–4.</w:t>
+              <w:t xml:space="preserve">Students explained how the equal-perpendicular-distance property of reflection makes it possible to 'reverse-engineer' the hidden waterline of Lake Victoria: by joining the boat's key points to their mirror images, finding the midpoints of those segments, and constructing perpendicular bisectors, the exact position and equation of the water surface can be determined mathematically — even when it is obscured by mist.</w:t>
             </w:r>
           </w:p>
         </w:tc>
@@ -1309,7 +1309,7 @@
                 <w:sz w:val="18"/>
                 <w:szCs w:val="18"/>
               </w:rPr>
-              <w:t xml:space="preserve">Students compared the measurements (side lengths, angles, perimeters, areas) of reflected figures and their original objects across multiple examples from previous lessons. They recorded findings in a structured comparison table, noting which properties were preserved and which (if any) were not.</w:t>
+              <w:t xml:space="preserve">Students observed (via the anchor photograph, the congruence video, and the card-triangle sorting investigation) that triangles which match on all three sides — as occurs between a reflected image and its original across the Lake Victoria waterline — are always identical in shape and size, regardless of how the triangles are oriented.</w:t>
             </w:r>
           </w:p>
         </w:tc>
@@ -1341,7 +1341,7 @@
                 <w:sz w:val="18"/>
                 <w:szCs w:val="18"/>
               </w:rPr>
-              <w:t xml:space="preserve">Students learned that reflection always produces an image that is congruent to the original figure, because every point and its image are the same perpendicular distance from the mirror line — so all lengths, angles, perimeters, and areas are exactly preserved. Two figures are congruent (≅) if one can be mapped onto the other by a reflection (or other isometry) such that all corresponding sides are equal and all corresponding angles are equal. Congruence is the formal mathematical expression of the 'perfect, same-sized copy' seen in the Lake Victoria boat reflection.</w:t>
+              <w:t xml:space="preserve">Students learned that reflection always produces an image that is congruent to the original figure, because every point and its image are the same perpendicular distance from the line of reflection, preserving all side lengths. They learned the five formal congruence conditions (SSS, SAS, ASA, AAS, RHS) that are sufficient to prove two triangles identical, and that SSS alone is enough to prove the reflected boat image congruent to the original boat.</w:t>
             </w:r>
           </w:p>
         </w:tc>
@@ -1373,7 +1373,7 @@
                 <w:sz w:val="18"/>
                 <w:szCs w:val="18"/>
               </w:rPr>
-              <w:t xml:space="preserve">The teacher should explicitly name this lesson as the conceptual heart of the unit: everything studied in Lessons 1–5 was building toward this formal definition of congruence. Use the language of correspondence: when stating congruence, the order of vertices matters (e.g., △ABC ≅ △DEF means A↔D, B↔E, C↔F). Pedagogical note: have students return to their Lesson 1 DQB entries and annotate them with the word 'congruent' wherever they previously wrote 'same size and shape.' This metacognitive move reinforces conceptual progression. Cold-call three students to articulate the difference between figures that look congruent and figures that are proven congruent using the reflection mapping. Emphasise that congruence must be justified, not just observed.</w:t>
+              <w:t xml:space="preserve">Students explained that the reflected boat image on Lake Victoria is a perfect, same-sized copy of the original because reflection is a distance-preserving transformation: each vertex of the boat maps to a vertex in the image at an equal perpendicular distance from the waterline, so all three side lengths of the image triangle equal all three side lengths of the original triangle — satisfying SSS — which proves the two triangles are congruent (Triangle PQR ≅ Triangle P'Q'R').</w:t>
             </w:r>
           </w:p>
         </w:tc>
@@ -1426,7 +1426,7 @@
                 <w:sz w:val="18"/>
                 <w:szCs w:val="18"/>
               </w:rPr>
-              <w:t xml:space="preserve">Proving Congruence: Conditions and Formal Justification</w:t>
+              <w:t xml:space="preserve">Proving It: Applying Congruence Conditions</w:t>
             </w:r>
           </w:p>
         </w:tc>
@@ -1458,7 +1458,7 @@
                 <w:sz w:val="18"/>
                 <w:szCs w:val="18"/>
               </w:rPr>
-              <w:t xml:space="preserve">Students examined pairs of triangles and quadrilaterals, some congruent and some not, and attempted to determine congruence by checking various combinations of sides and angles. They tested whether knowing certain combinations (e.g., three sides, two sides and the included angle) was always sufficient to confirm congruence.</w:t>
+              <w:t xml:space="preserve">We observed three pairs of triangles and a reflected fishing-boat coordinate diagram, and we saw that the side lengths of the original triangle and its reflected image are always equal.</w:t>
             </w:r>
           </w:p>
         </w:tc>
@@ -1490,7 +1490,7 @@
                 <w:sz w:val="18"/>
                 <w:szCs w:val="18"/>
               </w:rPr>
-              <w:t xml:space="preserve">Students learned the standard congruence conditions for triangles: SSS (three sides), SAS (two sides and the included angle), ASA (two angles and the included side), and AAS (two angles and a non-included side). These conditions provide the minimum information needed to guarantee congruence without checking every measurement. RHS (right angle, hypotenuse, side) was introduced as an additional condition for right-angled triangles. Students also learned that SSA and AAA are generally NOT sufficient conditions for congruence.</w:t>
+              <w:t xml:space="preserve">We learned how to write a formal congruence proof by naming the correct condition (SSS, SAS, ASA, AAS, or RHS), listing all pairs of equal elements with their values, and writing the congruence statement with vertices in correct correspondence order.</w:t>
             </w:r>
           </w:p>
         </w:tc>
@@ -1522,7 +1522,7 @@
                 <w:sz w:val="18"/>
                 <w:szCs w:val="18"/>
               </w:rPr>
-              <w:t xml:space="preserve">The teacher should connect congruence conditions back to the reflection framework: when two triangles are reflections of each other, ALL sides and ALL angles correspond — so any of the sufficient conditions (SSS, SAS, ASA, AAS) will be satisfied. The conditions simply tell us the minimum evidence required to be certain. Pedagogical note: use physical cut-out triangles (labelled with Kenyan place names on their vertices, e.g., Nairobi, Kisumu, Mombasa) that students can manipulate and overlay to test each condition. Cold-call five students during the exploration — one per condition — asking them to state which measurements they checked and why those were sufficient. Explicitly demonstrate why AAA fails using two similar but non-congruent triangles, and why SSA is ambiguous using the 'ambiguous case' construction.</w:t>
+              <w:t xml:space="preserve">We explained that the Lake Victoria boat reflection is always a perfect, same-sized copy because reflection is a rigid transformation that preserves all side lengths — so SSS is always satisfied, and the reflected image is always congruent to the original boat.</w:t>
             </w:r>
           </w:p>
         </w:tc>
@@ -1607,7 +1607,7 @@
                 <w:sz w:val="18"/>
                 <w:szCs w:val="18"/>
               </w:rPr>
-              <w:t xml:space="preserve">Students examined real-world contexts in which reflection and congruence appear in Kenyan settings: tiling patterns in Nairobi buildings, Kanga fabric designs with reflective symmetry, symmetric bridge structures in the Rift Valley, and satellite images of symmetric agricultural plots near Kericho. They identified mirror lines, corresponding congruent parts, and applied the congruence conditions from Lesson 7.</w:t>
+              <w:t xml:space="preserve">At dawn on the shore of Lake Victoria near Kisumu, a fisherman's boat casts a perfect mirror image on the still water. The reflected image appears identical in shape and size to the real boat — yet it is flipped. No matter how complex the boat's shape, the reflection is always the same size and always appears at an equal distance on the other side of the waterline. We also observed: a Maasai beadwork necklace where corresponding beads are equidistant from a central line of symmetry; a surveyor at the Rift Valley using congruent triangles to measure an inaccessible gorge width; and an architect's building blueprint where the two wings are mirror images of each other.</w:t>
             </w:r>
           </w:p>
         </w:tc>
@@ -1639,7 +1639,7 @@
                 <w:sz w:val="18"/>
                 <w:szCs w:val="18"/>
               </w:rPr>
-              <w:t xml:space="preserve">Students learned that: (1) Reflection maps every point in a figure to a corresponding point on the opposite side of the line of reflection, at exactly the same perpendicular distance — producing an image congruent to the original. (2) The equation of the mirror line can be determined from any object-image pair using midpoints and perpendicular gradients. (3) Congruence is formally verified using SSS, SAS, ASA, AAS, or RHS conditions — not just visual inspection. (4) These mathematical ideas underpin real-world design, engineering, and art in Kenyan contexts and beyond, answering the unit's driving question completely.</w:t>
+              <w:t xml:space="preserve">We learned that: (1) Reflection maps every point in a figure to a corresponding point on the opposite side of the line of reflection, at exactly the same perpendicular distance — this is the rule the water surface follows. (2) The line of reflection can always be expressed in the form y = mx + c. (3) The image produced by reflection is always congruent to the original figure — same shape, same size — because reflection is an isometry (a distance-preserving transformation). (4) Congruent triangles can be used to calculate distances that cannot be measured directly. (5) These properties of reflection and congruence appear in Maasai design, land surveying, architecture, and the natural world.</w:t>
             </w:r>
           </w:p>
         </w:tc>
@@ -1671,7 +1671,7 @@
                 <w:sz w:val="18"/>
                 <w:szCs w:val="18"/>
               </w:rPr>
-              <w:t xml:space="preserve">The teacher should use this lesson as a formal unit synthesis, explicitly returning to the driving question displayed since Lesson 1: 'How does the mathematics of reflection explain why the mirror image of a boat on Lake Victoria is always a perfect, same-sized copy?' Have students construct a written response to the driving question using mathematical vocabulary from all eight lessons. Pedagogical note: conduct a gallery walk in which student groups display their model revisions from across the unit, annotated with reflection rules, congruence conditions, and real-world connections. Cold-call three students to connect one specific real-world application to one specific lesson concept. Close by updating the DQB one final time — moving all remaining questions to 'answered' and celebrating the conceptual journey from informal observation (Lesson 1) to formal proof (Lessons 6–8).</w:t>
+              <w:t xml:space="preserve">The perfect mirror image of the fisherman's boat at Lake Victoria is always the same size as the real boat because reflection is an isometry — it preserves all distances. The waterline acts as the line of reflection (expressible as y = mx + c). Every point on the boat maps to a corresponding image point that is exactly the same perpendicular distance from the waterline, but on the opposite side. Because every distance is preserved, the image is congruent to the original boat — identical in shape and size, but flipped. This is why the reflection never stretches, shrinks, or distorts the boat's image, no matter how far the boat is from the water's surface.</w:t>
             </w:r>
           </w:p>
         </w:tc>
@@ -1795,7 +1795,7 @@
         </w:rPr>
         <w:t xml:space="preserve">© 2026 SeaVuria and ARES. This work is licensed under a </w:t>
       </w:r>
-      <w:hyperlink w:history="1" r:id="rId2ihxsvnbgkrqlaz0lrh0w">
+      <w:hyperlink w:history="1" r:id="rId2q-1acgo67uflsgd1myxe">
         <w:r>
           <w:rPr>
             <w:rFonts w:ascii="Arial" w:cs="Arial" w:eastAsia="Arial" w:hAnsi="Arial"/>
@@ -1815,7 +1815,7 @@
         </w:rPr>
         <w:t xml:space="preserve"> (</w:t>
       </w:r>
-      <w:hyperlink w:history="1" r:id="rIdwqeisy4w0bxjkp-tkynsf">
+      <w:hyperlink w:history="1" r:id="rIdsojzd5kj-_xuluoeg98mj">
         <w:r>
           <w:rPr>
             <w:rFonts w:ascii="Arial" w:cs="Arial" w:eastAsia="Arial" w:hAnsi="Arial"/>
@@ -1835,7 +1835,7 @@
         </w:rPr>
         <w:t xml:space="preserve">). To view a copy of this license, visit </w:t>
       </w:r>
-      <w:hyperlink w:history="1" r:id="rIdsks7wokuduxgpo8axyicf">
+      <w:hyperlink w:history="1" r:id="rIdihbzvev80sztflqy-tqqa">
         <w:r>
           <w:rPr>
             <w:rFonts w:ascii="Arial" w:cs="Arial" w:eastAsia="Arial" w:hAnsi="Arial"/>

--- a/data/outputs/v2/Maths/SS1.4_Congruence/Mathematics_Congruence_SummaryTable.docx
+++ b/data/outputs/v2/Maths/SS1.4_Congruence/Mathematics_Congruence_SummaryTable.docx
@@ -1795,7 +1795,7 @@
         </w:rPr>
         <w:t xml:space="preserve">© 2026 SeaVuria and ARES. This work is licensed under a </w:t>
       </w:r>
-      <w:hyperlink w:history="1" r:id="rId2q-1acgo67uflsgd1myxe">
+      <w:hyperlink w:history="1" r:id="rIdaczeh-aytfxjwgi2dn0ax">
         <w:r>
           <w:rPr>
             <w:rFonts w:ascii="Arial" w:cs="Arial" w:eastAsia="Arial" w:hAnsi="Arial"/>
@@ -1815,7 +1815,7 @@
         </w:rPr>
         <w:t xml:space="preserve"> (</w:t>
       </w:r>
-      <w:hyperlink w:history="1" r:id="rIdsojzd5kj-_xuluoeg98mj">
+      <w:hyperlink w:history="1" r:id="rIdlfuph2iioq8oab2hfuiqj">
         <w:r>
           <w:rPr>
             <w:rFonts w:ascii="Arial" w:cs="Arial" w:eastAsia="Arial" w:hAnsi="Arial"/>
@@ -1835,7 +1835,7 @@
         </w:rPr>
         <w:t xml:space="preserve">). To view a copy of this license, visit </w:t>
       </w:r>
-      <w:hyperlink w:history="1" r:id="rIdihbzvev80sztflqy-tqqa">
+      <w:hyperlink w:history="1" r:id="rIdjdywnykxhrq-qwyxvqxbh">
         <w:r>
           <w:rPr>
             <w:rFonts w:ascii="Arial" w:cs="Arial" w:eastAsia="Arial" w:hAnsi="Arial"/>

--- a/data/outputs/v2/Maths/SS1.4_Congruence/Mathematics_Congruence_SummaryTable.docx
+++ b/data/outputs/v2/Maths/SS1.4_Congruence/Mathematics_Congruence_SummaryTable.docx
@@ -1795,7 +1795,7 @@
         </w:rPr>
         <w:t xml:space="preserve">© 2026 SeaVuria and ARES. This work is licensed under a </w:t>
       </w:r>
-      <w:hyperlink w:history="1" r:id="rIdaczeh-aytfxjwgi2dn0ax">
+      <w:hyperlink w:history="1" r:id="rIdkguqvtsvghvb_vpvf9i1n">
         <w:r>
           <w:rPr>
             <w:rFonts w:ascii="Arial" w:cs="Arial" w:eastAsia="Arial" w:hAnsi="Arial"/>
@@ -1815,7 +1815,7 @@
         </w:rPr>
         <w:t xml:space="preserve"> (</w:t>
       </w:r>
-      <w:hyperlink w:history="1" r:id="rIdlfuph2iioq8oab2hfuiqj">
+      <w:hyperlink w:history="1" r:id="rIdo_65fiolnjn62h82n_uv6">
         <w:r>
           <w:rPr>
             <w:rFonts w:ascii="Arial" w:cs="Arial" w:eastAsia="Arial" w:hAnsi="Arial"/>
@@ -1835,7 +1835,7 @@
         </w:rPr>
         <w:t xml:space="preserve">). To view a copy of this license, visit </w:t>
       </w:r>
-      <w:hyperlink w:history="1" r:id="rIdjdywnykxhrq-qwyxvqxbh">
+      <w:hyperlink w:history="1" r:id="rIdg65o5uuswub-o6mrecedi">
         <w:r>
           <w:rPr>
             <w:rFonts w:ascii="Arial" w:cs="Arial" w:eastAsia="Arial" w:hAnsi="Arial"/>

--- a/data/outputs/v2/Maths/SS1.4_Congruence/Mathematics_Congruence_SummaryTable.docx
+++ b/data/outputs/v2/Maths/SS1.4_Congruence/Mathematics_Congruence_SummaryTable.docx
@@ -1639,7 +1639,7 @@
                 <w:sz w:val="18"/>
                 <w:szCs w:val="18"/>
               </w:rPr>
-              <w:t xml:space="preserve">We learned that: (1) Reflection maps every point in a figure to a corresponding point on the opposite side of the line of reflection, at exactly the same perpendicular distance — this is the rule the water surface follows. (2) The line of reflection can always be expressed in the form y = mx + c. (3) The image produced by reflection is always congruent to the original figure — same shape, same size — because reflection is an isometry (a distance-preserving transformation). (4) Congruent triangles can be used to calculate distances that cannot be measured directly. (5) These properties of reflection and congruence appear in Maasai design, land surveying, architecture, and the natural world.</w:t>
+              <w:t xml:space="preserve">We learned that: (1) Reflection maps every point in a figure to a corresponding point on the opposite side of the line of reflection, at exactly the same perpendicular distance — this is the rule the water surface follows. (2) Any non-vertical line of reflection can be expressed in the form y = mx + c; a vertical one is written x = k. (3) The image produced by reflection is always congruent to the original figure — same shape, same size — because reflection is an isometry (a distance-preserving transformation). (4) Congruent triangles can be used to calculate distances that cannot be measured directly. (5) These properties of reflection and congruence appear in Maasai design, land surveying, architecture, and the natural world.</w:t>
             </w:r>
           </w:p>
         </w:tc>
@@ -1795,7 +1795,7 @@
         </w:rPr>
         <w:t xml:space="preserve">© 2026 SeaVuria and ARES. This work is licensed under a </w:t>
       </w:r>
-      <w:hyperlink w:history="1" r:id="rIdkguqvtsvghvb_vpvf9i1n">
+      <w:hyperlink w:history="1" r:id="rIdryyrlbnlu9qlbjzjni6m1">
         <w:r>
           <w:rPr>
             <w:rFonts w:ascii="Arial" w:cs="Arial" w:eastAsia="Arial" w:hAnsi="Arial"/>
@@ -1815,7 +1815,7 @@
         </w:rPr>
         <w:t xml:space="preserve"> (</w:t>
       </w:r>
-      <w:hyperlink w:history="1" r:id="rIdo_65fiolnjn62h82n_uv6">
+      <w:hyperlink w:history="1" r:id="rId4ppnsrrtfutxzgx9axft1">
         <w:r>
           <w:rPr>
             <w:rFonts w:ascii="Arial" w:cs="Arial" w:eastAsia="Arial" w:hAnsi="Arial"/>
@@ -1835,7 +1835,7 @@
         </w:rPr>
         <w:t xml:space="preserve">). To view a copy of this license, visit </w:t>
       </w:r>
-      <w:hyperlink w:history="1" r:id="rIdg65o5uuswub-o6mrecedi">
+      <w:hyperlink w:history="1" r:id="rId-lwbo7-42zoz6y0hvanlw">
         <w:r>
           <w:rPr>
             <w:rFonts w:ascii="Arial" w:cs="Arial" w:eastAsia="Arial" w:hAnsi="Arial"/>

--- a/data/outputs/v2/Maths/SS1.4_Congruence/Mathematics_Congruence_SummaryTable.docx
+++ b/data/outputs/v2/Maths/SS1.4_Congruence/Mathematics_Congruence_SummaryTable.docx
@@ -1795,7 +1795,7 @@
         </w:rPr>
         <w:t xml:space="preserve">© 2026 SeaVuria and ARES. This work is licensed under a </w:t>
       </w:r>
-      <w:hyperlink w:history="1" r:id="rIdryyrlbnlu9qlbjzjni6m1">
+      <w:hyperlink w:history="1" r:id="rId19ci5tg_n6y0yxvfztxai">
         <w:r>
           <w:rPr>
             <w:rFonts w:ascii="Arial" w:cs="Arial" w:eastAsia="Arial" w:hAnsi="Arial"/>
@@ -1815,7 +1815,7 @@
         </w:rPr>
         <w:t xml:space="preserve"> (</w:t>
       </w:r>
-      <w:hyperlink w:history="1" r:id="rId4ppnsrrtfutxzgx9axft1">
+      <w:hyperlink w:history="1" r:id="rIdln1n8w1kcyuzjgt4onite">
         <w:r>
           <w:rPr>
             <w:rFonts w:ascii="Arial" w:cs="Arial" w:eastAsia="Arial" w:hAnsi="Arial"/>
@@ -1835,7 +1835,7 @@
         </w:rPr>
         <w:t xml:space="preserve">). To view a copy of this license, visit </w:t>
       </w:r>
-      <w:hyperlink w:history="1" r:id="rId-lwbo7-42zoz6y0hvanlw">
+      <w:hyperlink w:history="1" r:id="rId96w4wtymci4ebph42kke1">
         <w:r>
           <w:rPr>
             <w:rFonts w:ascii="Arial" w:cs="Arial" w:eastAsia="Arial" w:hAnsi="Arial"/>

--- a/data/outputs/v2/Maths/SS1.4_Congruence/Mathematics_Congruence_SummaryTable.docx
+++ b/data/outputs/v2/Maths/SS1.4_Congruence/Mathematics_Congruence_SummaryTable.docx
@@ -4,6 +4,7 @@
   <w:body>
     <w:p>
       <w:pPr>
+        <w:keepNext w:val="false"/>
         <w:spacing w:after="30" w:before="0"/>
         <w:jc w:val="center"/>
       </w:pPr>
@@ -23,6 +24,7 @@
     </w:p>
     <w:p>
       <w:pPr>
+        <w:keepNext w:val="false"/>
         <w:spacing w:after="60" w:before="0"/>
         <w:jc w:val="center"/>
       </w:pPr>
@@ -81,6 +83,7 @@
           </w:tcPr>
           <w:p>
             <w:pPr>
+              <w:keepNext w:val="false"/>
               <w:spacing w:after="40" w:before="0"/>
               <w:jc w:val="center"/>
             </w:pPr>
@@ -115,6 +118,7 @@
           </w:tcPr>
           <w:p>
             <w:pPr>
+              <w:keepNext w:val="false"/>
               <w:spacing w:after="40" w:before="0"/>
               <w:jc w:val="left"/>
             </w:pPr>
@@ -147,6 +151,7 @@
           </w:tcPr>
           <w:p>
             <w:pPr>
+              <w:keepNext w:val="false"/>
               <w:spacing w:after="40" w:before="0"/>
               <w:jc w:val="left"/>
             </w:pPr>
@@ -181,6 +186,7 @@
           </w:tcPr>
           <w:p>
             <w:pPr>
+              <w:keepNext w:val="false"/>
               <w:spacing w:after="40" w:before="0"/>
               <w:jc w:val="left"/>
             </w:pPr>
@@ -213,6 +219,7 @@
           </w:tcPr>
           <w:p>
             <w:pPr>
+              <w:keepNext w:val="false"/>
               <w:spacing w:after="40" w:before="0"/>
               <w:jc w:val="left"/>
             </w:pPr>
@@ -273,6 +280,7 @@
           </w:tcPr>
           <w:p>
             <w:pPr>
+              <w:keepNext w:val="false"/>
               <w:spacing w:after="40" w:before="0"/>
               <w:jc w:val="center"/>
             </w:pPr>
@@ -307,6 +315,7 @@
           </w:tcPr>
           <w:p>
             <w:pPr>
+              <w:keepNext w:val="false"/>
               <w:spacing w:after="40" w:before="0"/>
               <w:jc w:val="left"/>
             </w:pPr>
@@ -369,6 +378,7 @@
           </w:tcPr>
           <w:p>
             <w:pPr>
+              <w:keepNext w:val="false"/>
               <w:spacing w:after="40" w:before="0"/>
               <w:jc w:val="left"/>
             </w:pPr>
@@ -401,6 +411,7 @@
           </w:tcPr>
           <w:p>
             <w:pPr>
+              <w:keepNext w:val="false"/>
               <w:spacing w:after="40" w:before="0"/>
               <w:jc w:val="left"/>
             </w:pPr>
@@ -433,6 +444,7 @@
           </w:tcPr>
           <w:p>
             <w:pPr>
+              <w:keepNext w:val="false"/>
               <w:spacing w:after="40" w:before="0"/>
               <w:jc w:val="left"/>
             </w:pPr>
@@ -465,6 +477,7 @@
           </w:tcPr>
           <w:p>
             <w:pPr>
+              <w:keepNext w:val="false"/>
               <w:spacing w:after="40" w:before="0"/>
               <w:jc w:val="left"/>
             </w:pPr>
@@ -499,6 +512,7 @@
           </w:tcPr>
           <w:p>
             <w:pPr>
+              <w:keepNext w:val="false"/>
               <w:spacing w:after="40" w:before="0"/>
               <w:jc w:val="left"/>
             </w:pPr>
@@ -518,6 +532,7 @@
           </w:p>
           <w:p>
             <w:pPr>
+              <w:keepNext w:val="false"/>
               <w:spacing w:after="40" w:before="0"/>
               <w:jc w:val="left"/>
             </w:pPr>
@@ -550,6 +565,7 @@
           </w:tcPr>
           <w:p>
             <w:pPr>
+              <w:keepNext w:val="false"/>
               <w:spacing w:after="40" w:before="0"/>
               <w:jc w:val="left"/>
             </w:pPr>
@@ -582,6 +598,7 @@
           </w:tcPr>
           <w:p>
             <w:pPr>
+              <w:keepNext w:val="false"/>
               <w:spacing w:after="40" w:before="0"/>
               <w:jc w:val="left"/>
             </w:pPr>
@@ -614,6 +631,7 @@
           </w:tcPr>
           <w:p>
             <w:pPr>
+              <w:keepNext w:val="false"/>
               <w:spacing w:after="40" w:before="0"/>
               <w:jc w:val="left"/>
             </w:pPr>
@@ -648,6 +666,7 @@
           </w:tcPr>
           <w:p>
             <w:pPr>
+              <w:keepNext w:val="false"/>
               <w:spacing w:after="40" w:before="0"/>
               <w:jc w:val="left"/>
             </w:pPr>
@@ -667,6 +686,7 @@
           </w:p>
           <w:p>
             <w:pPr>
+              <w:keepNext w:val="false"/>
               <w:spacing w:after="40" w:before="0"/>
               <w:jc w:val="left"/>
             </w:pPr>
@@ -699,6 +719,7 @@
           </w:tcPr>
           <w:p>
             <w:pPr>
+              <w:keepNext w:val="false"/>
               <w:spacing w:after="40" w:before="0"/>
               <w:jc w:val="left"/>
             </w:pPr>
@@ -731,6 +752,7 @@
           </w:tcPr>
           <w:p>
             <w:pPr>
+              <w:keepNext w:val="false"/>
               <w:spacing w:after="40" w:before="0"/>
               <w:jc w:val="left"/>
             </w:pPr>
@@ -763,6 +785,7 @@
           </w:tcPr>
           <w:p>
             <w:pPr>
+              <w:keepNext w:val="false"/>
               <w:spacing w:after="40" w:before="0"/>
               <w:jc w:val="left"/>
             </w:pPr>
@@ -797,6 +820,7 @@
           </w:tcPr>
           <w:p>
             <w:pPr>
+              <w:keepNext w:val="false"/>
               <w:spacing w:after="40" w:before="0"/>
               <w:jc w:val="left"/>
             </w:pPr>
@@ -816,6 +840,7 @@
           </w:p>
           <w:p>
             <w:pPr>
+              <w:keepNext w:val="false"/>
               <w:spacing w:after="40" w:before="0"/>
               <w:jc w:val="left"/>
             </w:pPr>
@@ -848,6 +873,7 @@
           </w:tcPr>
           <w:p>
             <w:pPr>
+              <w:keepNext w:val="false"/>
               <w:spacing w:after="40" w:before="0"/>
               <w:jc w:val="left"/>
             </w:pPr>
@@ -880,6 +906,7 @@
           </w:tcPr>
           <w:p>
             <w:pPr>
+              <w:keepNext w:val="false"/>
               <w:spacing w:after="40" w:before="0"/>
               <w:jc w:val="left"/>
             </w:pPr>
@@ -912,6 +939,7 @@
           </w:tcPr>
           <w:p>
             <w:pPr>
+              <w:keepNext w:val="false"/>
               <w:spacing w:after="40" w:before="0"/>
               <w:jc w:val="left"/>
             </w:pPr>
@@ -946,6 +974,7 @@
           </w:tcPr>
           <w:p>
             <w:pPr>
+              <w:keepNext w:val="false"/>
               <w:spacing w:after="40" w:before="0"/>
               <w:jc w:val="left"/>
             </w:pPr>
@@ -965,6 +994,7 @@
           </w:p>
           <w:p>
             <w:pPr>
+              <w:keepNext w:val="false"/>
               <w:spacing w:after="40" w:before="0"/>
               <w:jc w:val="left"/>
             </w:pPr>
@@ -997,6 +1027,7 @@
           </w:tcPr>
           <w:p>
             <w:pPr>
+              <w:keepNext w:val="false"/>
               <w:spacing w:after="40" w:before="0"/>
               <w:jc w:val="left"/>
             </w:pPr>
@@ -1029,6 +1060,7 @@
           </w:tcPr>
           <w:p>
             <w:pPr>
+              <w:keepNext w:val="false"/>
               <w:spacing w:after="40" w:before="0"/>
               <w:jc w:val="left"/>
             </w:pPr>
@@ -1061,6 +1093,7 @@
           </w:tcPr>
           <w:p>
             <w:pPr>
+              <w:keepNext w:val="false"/>
               <w:spacing w:after="40" w:before="0"/>
               <w:jc w:val="left"/>
             </w:pPr>
@@ -1095,6 +1128,7 @@
           </w:tcPr>
           <w:p>
             <w:pPr>
+              <w:keepNext w:val="false"/>
               <w:spacing w:after="40" w:before="0"/>
               <w:jc w:val="left"/>
             </w:pPr>
@@ -1114,6 +1148,7 @@
           </w:p>
           <w:p>
             <w:pPr>
+              <w:keepNext w:val="false"/>
               <w:spacing w:after="40" w:before="0"/>
               <w:jc w:val="left"/>
             </w:pPr>
@@ -1146,6 +1181,7 @@
           </w:tcPr>
           <w:p>
             <w:pPr>
+              <w:keepNext w:val="false"/>
               <w:spacing w:after="40" w:before="0"/>
               <w:jc w:val="left"/>
             </w:pPr>
@@ -1178,6 +1214,7 @@
           </w:tcPr>
           <w:p>
             <w:pPr>
+              <w:keepNext w:val="false"/>
               <w:spacing w:after="40" w:before="0"/>
               <w:jc w:val="left"/>
             </w:pPr>
@@ -1210,6 +1247,7 @@
           </w:tcPr>
           <w:p>
             <w:pPr>
+              <w:keepNext w:val="false"/>
               <w:spacing w:after="40" w:before="0"/>
               <w:jc w:val="left"/>
             </w:pPr>
@@ -1244,6 +1282,7 @@
           </w:tcPr>
           <w:p>
             <w:pPr>
+              <w:keepNext w:val="false"/>
               <w:spacing w:after="40" w:before="0"/>
               <w:jc w:val="left"/>
             </w:pPr>
@@ -1263,6 +1302,7 @@
           </w:p>
           <w:p>
             <w:pPr>
+              <w:keepNext w:val="false"/>
               <w:spacing w:after="40" w:before="0"/>
               <w:jc w:val="left"/>
             </w:pPr>
@@ -1295,6 +1335,7 @@
           </w:tcPr>
           <w:p>
             <w:pPr>
+              <w:keepNext w:val="false"/>
               <w:spacing w:after="40" w:before="0"/>
               <w:jc w:val="left"/>
             </w:pPr>
@@ -1327,6 +1368,7 @@
           </w:tcPr>
           <w:p>
             <w:pPr>
+              <w:keepNext w:val="false"/>
               <w:spacing w:after="40" w:before="0"/>
               <w:jc w:val="left"/>
             </w:pPr>
@@ -1359,6 +1401,7 @@
           </w:tcPr>
           <w:p>
             <w:pPr>
+              <w:keepNext w:val="false"/>
               <w:spacing w:after="40" w:before="0"/>
               <w:jc w:val="left"/>
             </w:pPr>
@@ -1393,6 +1436,7 @@
           </w:tcPr>
           <w:p>
             <w:pPr>
+              <w:keepNext w:val="false"/>
               <w:spacing w:after="40" w:before="0"/>
               <w:jc w:val="left"/>
             </w:pPr>
@@ -1412,6 +1456,7 @@
           </w:p>
           <w:p>
             <w:pPr>
+              <w:keepNext w:val="false"/>
               <w:spacing w:after="40" w:before="0"/>
               <w:jc w:val="left"/>
             </w:pPr>
@@ -1444,6 +1489,7 @@
           </w:tcPr>
           <w:p>
             <w:pPr>
+              <w:keepNext w:val="false"/>
               <w:spacing w:after="40" w:before="0"/>
               <w:jc w:val="left"/>
             </w:pPr>
@@ -1476,6 +1522,7 @@
           </w:tcPr>
           <w:p>
             <w:pPr>
+              <w:keepNext w:val="false"/>
               <w:spacing w:after="40" w:before="0"/>
               <w:jc w:val="left"/>
             </w:pPr>
@@ -1508,6 +1555,7 @@
           </w:tcPr>
           <w:p>
             <w:pPr>
+              <w:keepNext w:val="false"/>
               <w:spacing w:after="40" w:before="0"/>
               <w:jc w:val="left"/>
             </w:pPr>
@@ -1542,6 +1590,7 @@
           </w:tcPr>
           <w:p>
             <w:pPr>
+              <w:keepNext w:val="false"/>
               <w:spacing w:after="40" w:before="0"/>
               <w:jc w:val="left"/>
             </w:pPr>
@@ -1561,6 +1610,7 @@
           </w:p>
           <w:p>
             <w:pPr>
+              <w:keepNext w:val="false"/>
               <w:spacing w:after="40" w:before="0"/>
               <w:jc w:val="left"/>
             </w:pPr>
@@ -1593,6 +1643,7 @@
           </w:tcPr>
           <w:p>
             <w:pPr>
+              <w:keepNext w:val="false"/>
               <w:spacing w:after="40" w:before="0"/>
               <w:jc w:val="left"/>
             </w:pPr>
@@ -1625,6 +1676,7 @@
           </w:tcPr>
           <w:p>
             <w:pPr>
+              <w:keepNext w:val="false"/>
               <w:spacing w:after="40" w:before="0"/>
               <w:jc w:val="left"/>
             </w:pPr>
@@ -1657,6 +1709,7 @@
           </w:tcPr>
           <w:p>
             <w:pPr>
+              <w:keepNext w:val="false"/>
               <w:spacing w:after="40" w:before="0"/>
               <w:jc w:val="left"/>
             </w:pPr>
@@ -1795,7 +1848,7 @@
         </w:rPr>
         <w:t xml:space="preserve">© 2026 SeaVuria and ARES. This work is licensed under a </w:t>
       </w:r>
-      <w:hyperlink w:history="1" r:id="rId19ci5tg_n6y0yxvfztxai">
+      <w:hyperlink w:history="1" r:id="rIdrzyj2gyvu-4zizxepoalf">
         <w:r>
           <w:rPr>
             <w:rFonts w:ascii="Arial" w:cs="Arial" w:eastAsia="Arial" w:hAnsi="Arial"/>
@@ -1815,7 +1868,7 @@
         </w:rPr>
         <w:t xml:space="preserve"> (</w:t>
       </w:r>
-      <w:hyperlink w:history="1" r:id="rIdln1n8w1kcyuzjgt4onite">
+      <w:hyperlink w:history="1" r:id="rId2lakixooeeiqmzy4uyq3x">
         <w:r>
           <w:rPr>
             <w:rFonts w:ascii="Arial" w:cs="Arial" w:eastAsia="Arial" w:hAnsi="Arial"/>
@@ -1835,7 +1888,7 @@
         </w:rPr>
         <w:t xml:space="preserve">). To view a copy of this license, visit </w:t>
       </w:r>
-      <w:hyperlink w:history="1" r:id="rId96w4wtymci4ebph42kke1">
+      <w:hyperlink w:history="1" r:id="rIdlojvfewnjw6mion-hgfrb">
         <w:r>
           <w:rPr>
             <w:rFonts w:ascii="Arial" w:cs="Arial" w:eastAsia="Arial" w:hAnsi="Arial"/>

--- a/data/outputs/v2/Maths/SS1.4_Congruence/Mathematics_Congruence_SummaryTable.docx
+++ b/data/outputs/v2/Maths/SS1.4_Congruence/Mathematics_Congruence_SummaryTable.docx
@@ -1848,7 +1848,7 @@
         </w:rPr>
         <w:t xml:space="preserve">© 2026 SeaVuria and ARES. This work is licensed under a </w:t>
       </w:r>
-      <w:hyperlink w:history="1" r:id="rIdrzyj2gyvu-4zizxepoalf">
+      <w:hyperlink w:history="1" r:id="rIdzi4a2kxfmecl_6kzr39tj">
         <w:r>
           <w:rPr>
             <w:rFonts w:ascii="Arial" w:cs="Arial" w:eastAsia="Arial" w:hAnsi="Arial"/>
@@ -1868,7 +1868,7 @@
         </w:rPr>
         <w:t xml:space="preserve"> (</w:t>
       </w:r>
-      <w:hyperlink w:history="1" r:id="rId2lakixooeeiqmzy4uyq3x">
+      <w:hyperlink w:history="1" r:id="rId3_haagnzuu_hzdu1p5xih">
         <w:r>
           <w:rPr>
             <w:rFonts w:ascii="Arial" w:cs="Arial" w:eastAsia="Arial" w:hAnsi="Arial"/>
@@ -1888,7 +1888,7 @@
         </w:rPr>
         <w:t xml:space="preserve">). To view a copy of this license, visit </w:t>
       </w:r>
-      <w:hyperlink w:history="1" r:id="rIdlojvfewnjw6mion-hgfrb">
+      <w:hyperlink w:history="1" r:id="rId86aiu6ou0x4yqppskgfnn">
         <w:r>
           <w:rPr>
             <w:rFonts w:ascii="Arial" w:cs="Arial" w:eastAsia="Arial" w:hAnsi="Arial"/>
